--- a/exports/Confinement Rules - Sample.docx
+++ b/exports/Confinement Rules - Sample.docx
@@ -2067,6 +2067,11 @@
               <w:jc w:val="center"/>
             </w:pPr>
             <w:r>
+              <w:rPr>
+                <w:rFonts w:ascii="Times New Roman" w:hAnsi="Times New Roman" w:cs="Times New Roman"/>
+                <w:sz w:val="20"/>
+                <w:szCs w:val="20"/>
+              </w:rPr>
               <w:t xml:space="preserve">Doe, John</w:t>
             </w:r>
           </w:p>
@@ -2132,6 +2137,11 @@
               <w:jc w:val="both"/>
             </w:pPr>
             <w:r>
+              <w:rPr>
+                <w:rFonts w:ascii="Times New Roman" w:hAnsi="Times New Roman" w:cs="Times New Roman"/>
+                <w:sz w:val="20"/>
+                <w:szCs w:val="20"/>
+              </w:rPr>
               <w:t xml:space="preserve">X12345</w:t>
             </w:r>
           </w:p>
@@ -2168,6 +2178,11 @@
               <w:jc w:val="both"/>
             </w:pPr>
             <w:r>
+              <w:rPr>
+                <w:rFonts w:ascii="Times New Roman" w:hAnsi="Times New Roman" w:cs="Times New Roman"/>
+                <w:sz w:val="20"/>
+                <w:szCs w:val="20"/>
+              </w:rPr>
               <w:t xml:space="preserve">06/20/26</w:t>
             </w:r>
           </w:p>
@@ -2360,6 +2375,11 @@
               <w:jc w:val="center"/>
             </w:pPr>
             <w:r>
+              <w:rPr>
+                <w:rFonts w:ascii="Times New Roman" w:hAnsi="Times New Roman" w:cs="Times New Roman"/>
+                <w:sz w:val="20"/>
+                <w:szCs w:val="20"/>
+              </w:rPr>
               <w:t xml:space="preserve">R. Smith</w:t>
             </w:r>
           </w:p>
@@ -2431,6 +2451,11 @@
               <w:jc w:val="both"/>
             </w:pPr>
             <w:r>
+              <w:rPr>
+                <w:rFonts w:ascii="Times New Roman" w:hAnsi="Times New Roman" w:cs="Times New Roman"/>
+                <w:sz w:val="20"/>
+                <w:szCs w:val="20"/>
+              </w:rPr>
               <w:t xml:space="preserve">Sgt.</w:t>
             </w:r>
           </w:p>
@@ -2468,6 +2493,11 @@
               <w:jc w:val="both"/>
             </w:pPr>
             <w:r>
+              <w:rPr>
+                <w:rFonts w:ascii="Times New Roman" w:hAnsi="Times New Roman" w:cs="Times New Roman"/>
+                <w:sz w:val="20"/>
+                <w:szCs w:val="20"/>
+              </w:rPr>
               <w:t xml:space="preserve">06/20/26</w:t>
             </w:r>
           </w:p>
